--- a/materialien/Welt0_Akademie/2_Arbeitsblaetter/AQ_W0_AB3_Vorratskammer_Reihungen.docx
+++ b/materialien/Welt0_Akademie/2_Arbeitsblaetter/AQ_W0_AB3_Vorratskammer_Reihungen.docx
@@ -8684,6 +8684,15 @@
               </w:rPr>
               <w:t xml:space="preserve">        neu[(i + 1) % r.length] = r[i];</w:t>
             </w:r>
+            <w:r>
+              <w:rPr>
+                <w:rFonts w:ascii="Consolas" w:cs="Consolas" w:eastAsia="Consolas" w:hAnsi="Consolas"/>
+                <w:color w:val="5F7F5F"/>
+                <w:sz w:val="18"/>
+                <w:szCs w:val="18"/>
+              </w:rPr>
+              <w:t xml:space="preserve">   // → Tabellenzeile</w:t>
+            </w:r>
           </w:p>
           <w:p>
             <w:pPr>
@@ -8877,7 +8886,7 @@
                 <w:sz w:val="22"/>
                 <w:szCs w:val="22"/>
               </w:rPr>
-              <w:t xml:space="preserve"> und gib die zurückgegebene Reihung an.</w:t>
+              <w:t xml:space="preserve"> (eine Zeile an jeder mit „// → Tabellenzeile“ markierten Stelle) und gib die zurückgegebene Reihung an.</w:t>
             </w:r>
           </w:p>
         </w:tc>

--- a/materialien/Welt0_Akademie/2_Arbeitsblaetter/AQ_W0_AB3_Vorratskammer_Reihungen.docx
+++ b/materialien/Welt0_Akademie/2_Arbeitsblaetter/AQ_W0_AB3_Vorratskammer_Reihungen.docx
@@ -113,6 +113,31 @@
                 <w:szCs w:val="20"/>
               </w:rPr>
               <w:t xml:space="preserve">Level 0.3</w:t>
+            </w:r>
+          </w:p>
+          <w:p>
+            <w:pPr>
+              <w:spacing w:after="0"/>
+            </w:pPr>
+            <w:r>
+              <w:rPr>
+                <w:rFonts w:ascii="Calibri" w:cs="Calibri" w:eastAsia="Calibri" w:hAnsi="Calibri"/>
+                <w:b/>
+                <w:bCs/>
+                <w:sz w:val="20"/>
+                <w:szCs w:val="20"/>
+                <w:color w:val="548235"/>
+              </w:rPr>
+              <w:t xml:space="preserve">Niveau (KC 2017):</w:t>
+            </w:r>
+            <w:r>
+              <w:rPr>
+                <w:rFonts w:ascii="Calibri" w:cs="Calibri" w:eastAsia="Calibri" w:hAnsi="Calibri"/>
+                <w:sz w:val="20"/>
+                <w:szCs w:val="20"/>
+                <w:color w:val="548235"/>
+              </w:rPr>
+              <w:t xml:space="preserve"> Grund- und Leistungskurs (gA und eA)</w:t>
             </w:r>
           </w:p>
         </w:tc>
